--- a/infra/fixtures/mock-outputs/eiaa/pre-baked-redline.docx
+++ b/infra/fixtures/mock-outputs/eiaa/pre-baked-redline.docx
@@ -1,17 +1,7 @@
 
 <file path=word/document.xml><?xml version="1.0" encoding="utf-8"?>
-<w:document xmlns:r="http://schemas.openxmlformats.org/officeDocument/2006/relationships" xmlns:w="http://schemas.openxmlformats.org/wordprocessingml/2006/main">
+<w:document xmlns:w="http://schemas.openxmlformats.org/wordprocessingml/2006/main">
   <w:body>
-    <w:p>
-      <w:r>
-        <w:t xml:space="preserve">tool recommendation only — attorney approval required; do not send externally before attorney approval</w:t>
-      </w:r>
-    </w:p>
-    <w:p>
-      <w:r>
-        <w:br w:type="page"/>
-      </w:r>
-    </w:p>
     <w:p>
       <w:del w:id="1" w:author="contract-toaster-mock" w:date="2020-01-01T00:00:00Z">
         <w:r>
@@ -20,29 +10,16 @@
       </w:del>
       <w:ins w:id="2" w:author="contract-toaster-mock" w:date="2020-01-01T00:00:00Z">
         <w:r>
-          <w:t xml:space="preserve">SYNTHETIC MOCK REDLINE — replacement placeholder sentence. Attorney approval required; do not rely on this document.</w:t>
+          <w:t xml:space="preserve">SYNTHETIC MOCK REDLINE — replacement placeholder sentence. Mock output for pipeline testing only; contains no real contract text.</w:t>
         </w:r>
       </w:ins>
       <w:r>
         <w:footnoteReference w:id="1"/>
       </w:r>
     </w:p>
-    <w:sectPr>
-      <w:headerReference w:type="default" r:id="rId2"/>
-      <w:footerReference w:type="default" r:id="rId3"/>
-    </w:sectPr>
+    <w:sectPr/>
   </w:body>
 </w:document>
-</file>
-
-<file path=word/footer1.xml><?xml version="1.0" encoding="utf-8"?>
-<w:ftr xmlns:w="http://schemas.openxmlformats.org/wordprocessingml/2006/main">
-  <w:p>
-    <w:r>
-      <w:t xml:space="preserve">tool recommendation only — attorney approval required; do not send externally before attorney approval</w:t>
-    </w:r>
-  </w:p>
-</w:ftr>
 </file>
 
 <file path=word/footnotes.xml><?xml version="1.0" encoding="utf-8"?>
@@ -72,14 +49,4 @@
     </w:p>
   </w:footnote>
 </w:footnotes>
-</file>
-
-<file path=word/header1.xml><?xml version="1.0" encoding="utf-8"?>
-<w:hdr xmlns:w="http://schemas.openxmlformats.org/wordprocessingml/2006/main">
-  <w:p>
-    <w:r>
-      <w:t xml:space="preserve">tool recommendation only — attorney approval required; do not send externally before attorney approval</w:t>
-    </w:r>
-  </w:p>
-</w:hdr>
 </file>